--- a/Laboratory/Task02 - Exchange and Visualization/TO2P-1.docx
+++ b/Laboratory/Task02 - Exchange and Visualization/TO2P-1.docx
@@ -149,7 +149,7 @@
           <w:sz w:val="28"/>
           <w:szCs w:val="28"/>
         </w:rPr>
-        <w:t>Student Number:</w:t>
+        <w:t>Student N</w:t>
       </w:r>
       <w:r>
         <w:rPr>
@@ -162,6 +162,31 @@
           <w:szCs w:val="28"/>
           <w:lang w:val="en-US"/>
         </w:rPr>
+        <w:t>ame</w:t>
+      </w:r>
+      <w:r>
+        <w:rPr>
+          <w:rFonts w:hint="default" w:ascii="Times New Roman" w:hAnsi="Times New Roman" w:cs="Times New Roman"/>
+          <w:b/>
+          <w:bCs/>
+          <w:i/>
+          <w:iCs/>
+          <w:sz w:val="28"/>
+          <w:szCs w:val="28"/>
+        </w:rPr>
+        <w:t>:</w:t>
+      </w:r>
+      <w:r>
+        <w:rPr>
+          <w:rFonts w:hint="default" w:ascii="Times New Roman" w:hAnsi="Times New Roman" w:cs="Times New Roman"/>
+          <w:b/>
+          <w:bCs/>
+          <w:i/>
+          <w:iCs/>
+          <w:sz w:val="28"/>
+          <w:szCs w:val="28"/>
+          <w:lang w:val="en-US"/>
+        </w:rPr>
         <w:t xml:space="preserve"> </w:t>
       </w:r>
       <w:r>
@@ -189,8 +214,23 @@
           <w:sz w:val="28"/>
           <w:szCs w:val="28"/>
         </w:rPr>
-        <w:t>Student Name</w:t>
-      </w:r>
+        <w:t>Student N</w:t>
+      </w:r>
+      <w:r>
+        <w:rPr>
+          <w:rFonts w:hint="default" w:ascii="Times New Roman" w:hAnsi="Times New Roman" w:cs="Times New Roman"/>
+          <w:b/>
+          <w:bCs/>
+          <w:i/>
+          <w:iCs/>
+          <w:sz w:val="28"/>
+          <w:szCs w:val="28"/>
+          <w:lang w:val="en-US"/>
+        </w:rPr>
+        <w:t>umber</w:t>
+      </w:r>
+      <w:bookmarkStart w:id="0" w:name="_GoBack"/>
+      <w:bookmarkEnd w:id="0"/>
       <w:r>
         <w:rPr>
           <w:rFonts w:hint="default" w:ascii="Times New Roman" w:hAnsi="Times New Roman" w:cs="Times New Roman"/>
@@ -524,20 +564,7 @@
           <w:szCs w:val="25"/>
           <w:lang w:val="en-US"/>
         </w:rPr>
-        <w:t>in order to</w:t>
-      </w:r>
-      <w:r>
-        <w:rPr>
-          <w:rFonts w:hint="default" w:ascii="Times New Roman" w:hAnsi="Times New Roman" w:eastAsia="SimSun" w:cs="Times New Roman"/>
-          <w:b w:val="0"/>
-          <w:bCs w:val="0"/>
-          <w:i w:val="0"/>
-          <w:iCs w:val="0"/>
-          <w:sz w:val="25"/>
-          <w:szCs w:val="25"/>
-          <w:lang w:val="en-US"/>
-        </w:rPr>
-        <w:t xml:space="preserve">o import file </w:t>
+        <w:t xml:space="preserve">in order too import file </w:t>
       </w:r>
       <w:r>
         <w:rPr>
@@ -12339,6 +12366,7 @@
         <w:keepLines w:val="0"/>
         <w:widowControl/>
         <w:numPr>
+          <w:ilvl w:val="0"/>
           <w:numId w:val="0"/>
         </w:numPr>
         <w:suppressLineNumbers w:val="0"/>
@@ -13943,6 +13971,7 @@
     <w:p>
       <w:pPr>
         <w:numPr>
+          <w:ilvl w:val="0"/>
           <w:numId w:val="0"/>
         </w:numPr>
         <w:jc w:val="center"/>
@@ -14266,6 +14295,7 @@
     <w:p>
       <w:pPr>
         <w:numPr>
+          <w:ilvl w:val="0"/>
           <w:numId w:val="0"/>
         </w:numPr>
         <w:jc w:val="both"/>
@@ -14285,6 +14315,7 @@
     <w:p>
       <w:pPr>
         <w:numPr>
+          <w:ilvl w:val="0"/>
           <w:numId w:val="0"/>
         </w:numPr>
         <w:pBdr>
@@ -14679,6 +14710,7 @@
     <w:p>
       <w:pPr>
         <w:numPr>
+          <w:ilvl w:val="0"/>
           <w:numId w:val="0"/>
         </w:numPr>
         <w:pBdr>
@@ -16322,6 +16354,7 @@
       <w:pPr>
         <w:pStyle w:val="3"/>
         <w:numPr>
+          <w:ilvl w:val="0"/>
           <w:numId w:val="0"/>
         </w:numPr>
         <w:bidi w:val="0"/>
@@ -16440,8 +16473,6 @@
           <w:lang w:val="en-US"/>
         </w:rPr>
       </w:pPr>
-      <w:bookmarkStart w:id="0" w:name="_GoBack"/>
-      <w:bookmarkEnd w:id="0"/>
     </w:p>
     <w:sectPr>
       <w:pgSz w:w="11906" w:h="16838"/>
@@ -16897,8 +16928,8 @@
     <w:lsdException w:unhideWhenUsed="0" w:uiPriority="64" w:semiHidden="0" w:name="Medium Shading 2"/>
     <w:lsdException w:unhideWhenUsed="0" w:uiPriority="65" w:semiHidden="0" w:name="Medium List 1"/>
     <w:lsdException w:unhideWhenUsed="0" w:uiPriority="66" w:semiHidden="0" w:name="Medium List 2"/>
-    <w:lsdException w:unhideWhenUsed="0" w:uiPriority="67" w:semiHidden="0" w:name="Medium Grid 1"/>
-    <w:lsdException w:unhideWhenUsed="0" w:uiPriority="68" w:semiHidden="0" w:name="Medium Grid 2"/>
+    <w:lsdException w:qFormat="1" w:unhideWhenUsed="0" w:uiPriority="67" w:semiHidden="0" w:name="Medium Grid 1"/>
+    <w:lsdException w:qFormat="1" w:unhideWhenUsed="0" w:uiPriority="68" w:semiHidden="0" w:name="Medium Grid 2"/>
     <w:lsdException w:unhideWhenUsed="0" w:uiPriority="69" w:semiHidden="0" w:name="Medium Grid 3"/>
     <w:lsdException w:unhideWhenUsed="0" w:uiPriority="70" w:semiHidden="0" w:name="Dark List"/>
     <w:lsdException w:unhideWhenUsed="0" w:uiPriority="71" w:semiHidden="0" w:name="Colorful Shading"/>
@@ -16938,7 +16969,7 @@
     <w:lsdException w:unhideWhenUsed="0" w:uiPriority="63" w:semiHidden="0" w:name="Medium Shading 1 Accent 3"/>
     <w:lsdException w:unhideWhenUsed="0" w:uiPriority="64" w:semiHidden="0" w:name="Medium Shading 2 Accent 3"/>
     <w:lsdException w:unhideWhenUsed="0" w:uiPriority="65" w:semiHidden="0" w:name="Medium List 1 Accent 3"/>
-    <w:lsdException w:unhideWhenUsed="0" w:uiPriority="66" w:semiHidden="0" w:name="Medium List 2 Accent 3"/>
+    <w:lsdException w:qFormat="1" w:unhideWhenUsed="0" w:uiPriority="66" w:semiHidden="0" w:name="Medium List 2 Accent 3"/>
     <w:lsdException w:unhideWhenUsed="0" w:uiPriority="67" w:semiHidden="0" w:name="Medium Grid 1 Accent 3"/>
     <w:lsdException w:unhideWhenUsed="0" w:uiPriority="68" w:semiHidden="0" w:name="Medium Grid 2 Accent 3"/>
     <w:lsdException w:unhideWhenUsed="0" w:uiPriority="69" w:semiHidden="0" w:name="Medium Grid 3 Accent 3"/>
@@ -16962,7 +16993,7 @@
     <w:lsdException w:unhideWhenUsed="0" w:uiPriority="73" w:semiHidden="0" w:name="Colorful Grid Accent 4"/>
     <w:lsdException w:unhideWhenUsed="0" w:uiPriority="60" w:semiHidden="0" w:name="Light Shading Accent 5"/>
     <w:lsdException w:unhideWhenUsed="0" w:uiPriority="61" w:semiHidden="0" w:name="Light List Accent 5"/>
-    <w:lsdException w:unhideWhenUsed="0" w:uiPriority="62" w:semiHidden="0" w:name="Light Grid Accent 5"/>
+    <w:lsdException w:qFormat="1" w:unhideWhenUsed="0" w:uiPriority="62" w:semiHidden="0" w:name="Light Grid Accent 5"/>
     <w:lsdException w:unhideWhenUsed="0" w:uiPriority="63" w:semiHidden="0" w:name="Medium Shading 1 Accent 5"/>
     <w:lsdException w:unhideWhenUsed="0" w:uiPriority="64" w:semiHidden="0" w:name="Medium Shading 2 Accent 5"/>
     <w:lsdException w:unhideWhenUsed="0" w:uiPriority="65" w:semiHidden="0" w:name="Medium List 1 Accent 5"/>
@@ -16977,8 +17008,8 @@
     <w:lsdException w:unhideWhenUsed="0" w:uiPriority="60" w:semiHidden="0" w:name="Light Shading Accent 6"/>
     <w:lsdException w:unhideWhenUsed="0" w:uiPriority="61" w:semiHidden="0" w:name="Light List Accent 6"/>
     <w:lsdException w:unhideWhenUsed="0" w:uiPriority="62" w:semiHidden="0" w:name="Light Grid Accent 6"/>
-    <w:lsdException w:unhideWhenUsed="0" w:uiPriority="63" w:semiHidden="0" w:name="Medium Shading 1 Accent 6"/>
-    <w:lsdException w:unhideWhenUsed="0" w:uiPriority="64" w:semiHidden="0" w:name="Medium Shading 2 Accent 6"/>
+    <w:lsdException w:qFormat="1" w:unhideWhenUsed="0" w:uiPriority="63" w:semiHidden="0" w:name="Medium Shading 1 Accent 6"/>
+    <w:lsdException w:qFormat="1" w:unhideWhenUsed="0" w:uiPriority="64" w:semiHidden="0" w:name="Medium Shading 2 Accent 6"/>
     <w:lsdException w:unhideWhenUsed="0" w:uiPriority="65" w:semiHidden="0" w:name="Medium List 1 Accent 6"/>
     <w:lsdException w:unhideWhenUsed="0" w:uiPriority="66" w:semiHidden="0" w:name="Medium List 2 Accent 6"/>
     <w:lsdException w:unhideWhenUsed="0" w:uiPriority="67" w:semiHidden="0" w:name="Medium Grid 1 Accent 6"/>
